--- a/docs/Immunity_Wars_Study_Packet_v3_1.docx
+++ b/docs/Immunity_Wars_Study_Packet_v3_1.docx
@@ -61,7 +61,7 @@
           <w:sz w:val="20"/>
           <w:szCs w:val="20"/>
         </w:rPr>
-        <w:t xml:space="preserve">Kartik Chaudhary · Scottish High International School, Gurgaon</w:t>
+        <w:t xml:space="preserve">Kartik Chaudhary</w:t>
       </w:r>
     </w:p>
     <w:tbl>

--- a/docs/Immunity_Wars_Study_Packet_v3_1.docx
+++ b/docs/Immunity_Wars_Study_Packet_v3_1.docx
@@ -3684,7 +3684,7 @@
                 <w:sz w:val="19"/>
                 <w:szCs w:val="19"/>
               </w:rPr>
-              <w:t xml:space="preserve"> — a limited supply you start with (2 on Training, 1 on Normal, none on Hard) and can spend Action Points to order more of. That scarcity is the point: passive immunity is a resource, not an ability. This is one of the strongest teaching moments in the whole design, and worth showing a judge deliberately.</w:t>
+              <w:t xml:space="preserve"> — a limited supply you start with (2 on Training, 1 on Normal, none on Hard) and can spend Action Points to order more of. That scarcity is the point: passive immunity is a resource, not an ability. This is one of the strongest teaching moments in the whole design, and worth showing a judge deliberately. Nor can you vaccinate against it, and an antivenom kill leaves no memory: a second bite needs a second dose.</w:t>
             </w:r>
           </w:p>
         </w:tc>
@@ -4688,7 +4688,7 @@
                 <w:sz w:val="19"/>
                 <w:szCs w:val="19"/>
               </w:rPr>
-              <w:t xml:space="preserve"> a virus or toxin, or </w:t>
+              <w:t xml:space="preserve"> a virus or toxin (and try it on Sleeping sickness, whose coat may change), or </w:t>
             </w:r>
             <w:r>
               <w:rPr>
@@ -6376,7 +6376,7 @@
           <w:sz w:val="20"/>
           <w:szCs w:val="20"/>
         </w:rPr>
-        <w:t xml:space="preserve">, which causes pandemics). Trypanosomes are the extreme case, switching between hundreds of coat variants.</w:t>
+        <w:t xml:space="preserve">, which causes pandemics). Trypanosomes are the extreme case, switching between hundreds of coat variants. In your game this is Sleeping sickness: antibodies may try to neutralise it, and on a roll of 1 to 3 it changes its coat and the antibody is wasted. It is why there is no vaccine against it.</w:t>
       </w:r>
     </w:p>
     <w:tbl>

--- a/docs/Immunity_Wars_Study_Packet_v3_1.docx
+++ b/docs/Immunity_Wars_Study_Packet_v3_1.docx
@@ -2720,7 +2720,7 @@
                 <w:sz w:val="19"/>
                 <w:szCs w:val="19"/>
               </w:rPr>
-              <w:t xml:space="preserve">Your Killer T-Cell never misses — that is what distinguishes it from the NK Cell's die roll. Its range is 3 on Training but 2 on Normal and Hard, +1 while a primed Helper stands with it. It reaches exactly the same targets as the NK Cell — anything hidden inside one of your own cells — but where the NK Cell rolls a die and can only reach one step, the Killer T-Cell never misses and reaches further. Importantly, not everything hidden is a virus: </w:t>
+              <w:t xml:space="preserve">Your Killer T-Cell never misses — that is what distinguishes it from the NK Cell's die roll. Its range is 3 on Easy but 2 on Normal and Hard, +1 while a primed Helper stands with it. It reaches exactly the same targets as the NK Cell — anything hidden inside one of your own cells — but where the NK Cell rolls a die and can only reach one step, the Killer T-Cell never misses and reaches further. Importantly, not everything hidden is a virus: </w:t>
             </w:r>
             <w:r>
               <w:rPr>
@@ -3684,7 +3684,7 @@
                 <w:sz w:val="19"/>
                 <w:szCs w:val="19"/>
               </w:rPr>
-              <w:t xml:space="preserve"> — a limited supply you start with (2 on Training, 1 on Normal, none on Hard) and can spend Action Points to order more of. That scarcity is the point: passive immunity is a resource, not an ability. This is one of the strongest teaching moments in the whole design, and worth showing a judge deliberately. Nor can you vaccinate against it, and an antivenom kill leaves no memory: a second bite needs a second dose.</w:t>
+              <w:t xml:space="preserve"> — a limited supply you start with (2 on Easy, 1 on Normal, none on Hard) and can spend Action Points to order more of. That scarcity is the point: passive immunity is a resource, not an ability. This is one of the strongest teaching moments in the whole design, and worth showing a judge deliberately. Nor can you vaccinate against it, and an antivenom kill leaves no memory: a second bite needs a second dose.</w:t>
             </w:r>
           </w:p>
         </w:tc>
@@ -4975,7 +4975,7 @@
                 <w:sz w:val="19"/>
                 <w:szCs w:val="19"/>
               </w:rPr>
-              <w:t xml:space="preserve">On Training, producing repeatedly against one class eventually gives +1 per action — your antibodies have improved. It is deliberately switched off on the harder modes, so that experienced players cannot lean on it.</w:t>
+              <w:t xml:space="preserve">On Easy, producing repeatedly against one class eventually gives +1 per action — your antibodies have improved. It is deliberately switched off on the harder modes, so that experienced players cannot lean on it.</w:t>
             </w:r>
           </w:p>
         </w:tc>
@@ -5160,7 +5160,7 @@
                 <w:sz w:val="19"/>
                 <w:szCs w:val="19"/>
               </w:rPr>
-              <w:t xml:space="preserve">Training</w:t>
+              <w:t xml:space="preserve">Easy</w:t>
             </w:r>
             <w:r>
               <w:rPr>

--- a/docs/Immunity_Wars_Study_Packet_v3_1.docx
+++ b/docs/Immunity_Wars_Study_Packet_v3_1.docx
@@ -3335,7 +3335,7 @@
                 <w:sz w:val="19"/>
                 <w:szCs w:val="19"/>
               </w:rPr>
-              <w:t xml:space="preserve">Your bacteria divide if left untagged, and up to eight can pack into one space before it saturates — real bacterial growth is density-limited, not infinite. Coating a bacterium is what makes it edible, which is opsonisation as a game rule. And the EXB/ICB split is why a player who only makes one kind of antibody eventually gets caught out.</w:t>
+              <w:t xml:space="preserve">Your bacteria divide if left uncoated, and up to eight can pack into one space before it saturates — real bacterial growth is density-limited, not infinite. Coating a bacterium is what makes it edible, which is opsonisation as a game rule. And the EXB/ICB split is why a player who only makes one kind of antibody eventually gets caught out.</w:t>
             </w:r>
           </w:p>
         </w:tc>

--- a/docs/Immunity_Wars_Study_Packet_v3_1.docx
+++ b/docs/Immunity_Wars_Study_Packet_v3_1.docx
@@ -5729,7 +5729,7 @@
           <w:sz w:val="20"/>
           <w:szCs w:val="20"/>
         </w:rPr>
-        <w:t xml:space="preserve"> If any organ's integrity reaches zero, the body falls — the spleen counts as much as the heart. But they fail differently: while an organ is damaged and not yet destroyed, each imposes its own penalty. Three of them are defence organs, and losing their function cripples the immune system itself:</w:t>
+        <w:t xml:space="preserve"> If any organ's integrity reaches zero, the body falls — the spleen counts as much as the heart. But they fail differently: while an organ is damaged and not yet destroyed, each imposes its own penalty. And an organ recovers: on Easy and Normal it regains a point of integrity once its branch has been clear for two turns, and on Hard the scar stays but the body compensates and the penalty lifts. Three of them are defence organs, and losing their function cripples the immune system itself:</w:t>
       </w:r>
     </w:p>
     <w:p>
